--- a/Final_Report.docx
+++ b/Final_Report.docx
@@ -393,8 +393,6 @@
       <w:r>
         <w:t>• Start program</w:t>
       </w:r>
-      <w:bookmarkStart w:id="0" w:name="_GoBack"/>
-      <w:bookmarkEnd w:id="0"/>
     </w:p>
     <w:p>
       <w:r>
@@ -1685,7 +1683,6 @@
       </w:r>
     </w:p>
     <w:p/>
-    <w:p/>
     <w:p>
       <w:pPr>
         <w:pStyle w:val="Heading2"/>
@@ -1740,6 +1737,8 @@
         </w:rPr>
         <w:t>Limitations:</w:t>
       </w:r>
+      <w:bookmarkStart w:id="0" w:name="_GoBack"/>
+      <w:bookmarkEnd w:id="0"/>
     </w:p>
     <w:p>
       <w:pPr>
